--- a/sba_application/07_personal_cash_flow/Personal_Cash_Flow_Geoff_PRE-FILL.docx
+++ b/sba_application/07_personal_cash_flow/Personal_Cash_Flow_Geoff_PRE-FILL.docx
@@ -233,7 +233,7 @@
               <w:rPr>
                 <w:sz w:val="19"/>
               </w:rPr>
-              <w:t>Distributions from Tyler Hospice Hold LLC (post-close)</w:t>
+              <w:t>Distributions from Tyler Hospice Hold, LLC (post-close)</w:t>
             </w:r>
           </w:p>
         </w:tc>
@@ -1649,7 +1649,7 @@
           <w:color w:val="606060"/>
           <w:sz w:val="16"/>
         </w:rPr>
-        <w:t>Prepared for the SBA 7(a) loan application of Tyler Hospice Hold LLC (dba Azalea Hospice &amp; Palliative Care). Confidential.</w:t>
+        <w:t>Prepared for the SBA 7(a) loan application of Tyler Hospice Hold, LLC (dba Azalea Hospice &amp; Palliative Care). Confidential.</w:t>
       </w:r>
     </w:p>
     <w:sectPr>
